--- a/exide-580-MAK-THK/EXIDE-2601-IB.docx
+++ b/exide-580-MAK-THK/EXIDE-2601-IB.docx
@@ -1166,7 +1166,7 @@
           <w:sz w:val="20"/>
           <w:szCs w:val="20"/>
         </w:rPr>
-        <w:t>IN WITNESS WHEREOF we have set and subscribed our hand at Lahore this 3</w:t>
+        <w:t>IN WITNESS WHEREOF we have set and subscribed our hand at Lahore this 18</w:t>
       </w:r>
       <w:r>
         <w:rPr>
@@ -1177,17 +1177,17 @@
           <w:szCs w:val="20"/>
           <w:vertAlign w:val="superscript"/>
         </w:rPr>
-        <w:t>rd</w:t>
-      </w:r>
-      <w:r>
-        <w:rPr>
-          <w:rFonts w:ascii="Calibri" w:hAnsi="Calibri"/>
-          <w:b w:val="false"/>
-          <w:bCs w:val="false"/>
-          <w:sz w:val="20"/>
-          <w:szCs w:val="20"/>
-        </w:rPr>
-        <w:t xml:space="preserve"> day of November, 2025.</w:t>
+        <w:t>th</w:t>
+      </w:r>
+      <w:r>
+        <w:rPr>
+          <w:rFonts w:ascii="Calibri" w:hAnsi="Calibri"/>
+          <w:b w:val="false"/>
+          <w:bCs w:val="false"/>
+          <w:sz w:val="20"/>
+          <w:szCs w:val="20"/>
+        </w:rPr>
+        <w:t xml:space="preserve"> day of May, 2026.</w:t>
       </w:r>
     </w:p>
     <w:p>
@@ -1230,8 +1230,8 @@
         <w:gridCol w:w="456"/>
         <w:gridCol w:w="1029"/>
         <w:gridCol w:w="2833"/>
-        <w:gridCol w:w="199"/>
-        <w:gridCol w:w="882"/>
+        <w:gridCol w:w="198"/>
+        <w:gridCol w:w="883"/>
         <w:gridCol w:w="3241"/>
       </w:tblGrid>
       <w:tr>
@@ -1292,7 +1292,7 @@
         </w:tc>
         <w:tc>
           <w:tcPr>
-            <w:tcW w:w="199" w:type="dxa"/>
+            <w:tcW w:w="198" w:type="dxa"/>
             <w:tcBorders/>
           </w:tcPr>
           <w:p>
@@ -1320,7 +1320,7 @@
         </w:tc>
         <w:tc>
           <w:tcPr>
-            <w:tcW w:w="4123" w:type="dxa"/>
+            <w:tcW w:w="4124" w:type="dxa"/>
             <w:gridSpan w:val="2"/>
             <w:tcBorders>
               <w:bottom w:val="single" w:sz="2" w:space="0" w:color="000000"/>
@@ -1434,30 +1434,30 @@
         </w:tc>
         <w:tc>
           <w:tcPr>
-            <w:tcW w:w="199" w:type="dxa"/>
-            <w:tcBorders/>
-          </w:tcPr>
-          <w:p>
-            <w:pPr>
-              <w:pStyle w:val="TableContents"/>
-              <w:rPr>
-                <w:rFonts w:ascii="Calibri" w:hAnsi="Calibri"/>
-                <w:sz w:val="20"/>
-                <w:szCs w:val="20"/>
-              </w:rPr>
-            </w:pPr>
-            <w:r>
-              <w:rPr>
-                <w:rFonts w:ascii="Calibri" w:hAnsi="Calibri"/>
-                <w:sz w:val="20"/>
-                <w:szCs w:val="20"/>
-              </w:rPr>
-            </w:r>
-          </w:p>
-        </w:tc>
-        <w:tc>
-          <w:tcPr>
-            <w:tcW w:w="882" w:type="dxa"/>
+            <w:tcW w:w="198" w:type="dxa"/>
+            <w:tcBorders/>
+          </w:tcPr>
+          <w:p>
+            <w:pPr>
+              <w:pStyle w:val="TableContents"/>
+              <w:rPr>
+                <w:rFonts w:ascii="Calibri" w:hAnsi="Calibri"/>
+                <w:sz w:val="20"/>
+                <w:szCs w:val="20"/>
+              </w:rPr>
+            </w:pPr>
+            <w:r>
+              <w:rPr>
+                <w:rFonts w:ascii="Calibri" w:hAnsi="Calibri"/>
+                <w:sz w:val="20"/>
+                <w:szCs w:val="20"/>
+              </w:rPr>
+            </w:r>
+          </w:p>
+        </w:tc>
+        <w:tc>
+          <w:tcPr>
+            <w:tcW w:w="883" w:type="dxa"/>
             <w:tcBorders/>
           </w:tcPr>
           <w:p>
@@ -1577,30 +1577,30 @@
         </w:tc>
         <w:tc>
           <w:tcPr>
-            <w:tcW w:w="199" w:type="dxa"/>
-            <w:tcBorders/>
-          </w:tcPr>
-          <w:p>
-            <w:pPr>
-              <w:pStyle w:val="TableContents"/>
-              <w:rPr>
-                <w:rFonts w:ascii="Calibri" w:hAnsi="Calibri"/>
-                <w:sz w:val="20"/>
-                <w:szCs w:val="20"/>
-              </w:rPr>
-            </w:pPr>
-            <w:r>
-              <w:rPr>
-                <w:rFonts w:ascii="Calibri" w:hAnsi="Calibri"/>
-                <w:sz w:val="20"/>
-                <w:szCs w:val="20"/>
-              </w:rPr>
-            </w:r>
-          </w:p>
-        </w:tc>
-        <w:tc>
-          <w:tcPr>
-            <w:tcW w:w="882" w:type="dxa"/>
+            <w:tcW w:w="198" w:type="dxa"/>
+            <w:tcBorders/>
+          </w:tcPr>
+          <w:p>
+            <w:pPr>
+              <w:pStyle w:val="TableContents"/>
+              <w:rPr>
+                <w:rFonts w:ascii="Calibri" w:hAnsi="Calibri"/>
+                <w:sz w:val="20"/>
+                <w:szCs w:val="20"/>
+              </w:rPr>
+            </w:pPr>
+            <w:r>
+              <w:rPr>
+                <w:rFonts w:ascii="Calibri" w:hAnsi="Calibri"/>
+                <w:sz w:val="20"/>
+                <w:szCs w:val="20"/>
+              </w:rPr>
+            </w:r>
+          </w:p>
+        </w:tc>
+        <w:tc>
+          <w:tcPr>
+            <w:tcW w:w="883" w:type="dxa"/>
             <w:tcBorders/>
           </w:tcPr>
           <w:p>
@@ -1738,30 +1738,30 @@
         </w:tc>
         <w:tc>
           <w:tcPr>
-            <w:tcW w:w="199" w:type="dxa"/>
-            <w:tcBorders/>
-          </w:tcPr>
-          <w:p>
-            <w:pPr>
-              <w:pStyle w:val="TableContents"/>
-              <w:rPr>
-                <w:rFonts w:ascii="Calibri" w:hAnsi="Calibri"/>
-                <w:sz w:val="20"/>
-                <w:szCs w:val="20"/>
-              </w:rPr>
-            </w:pPr>
-            <w:r>
-              <w:rPr>
-                <w:rFonts w:ascii="Calibri" w:hAnsi="Calibri"/>
-                <w:sz w:val="20"/>
-                <w:szCs w:val="20"/>
-              </w:rPr>
-            </w:r>
-          </w:p>
-        </w:tc>
-        <w:tc>
-          <w:tcPr>
-            <w:tcW w:w="882" w:type="dxa"/>
+            <w:tcW w:w="198" w:type="dxa"/>
+            <w:tcBorders/>
+          </w:tcPr>
+          <w:p>
+            <w:pPr>
+              <w:pStyle w:val="TableContents"/>
+              <w:rPr>
+                <w:rFonts w:ascii="Calibri" w:hAnsi="Calibri"/>
+                <w:sz w:val="20"/>
+                <w:szCs w:val="20"/>
+              </w:rPr>
+            </w:pPr>
+            <w:r>
+              <w:rPr>
+                <w:rFonts w:ascii="Calibri" w:hAnsi="Calibri"/>
+                <w:sz w:val="20"/>
+                <w:szCs w:val="20"/>
+              </w:rPr>
+            </w:r>
+          </w:p>
+        </w:tc>
+        <w:tc>
+          <w:tcPr>
+            <w:tcW w:w="883" w:type="dxa"/>
             <w:tcBorders/>
           </w:tcPr>
           <w:p>
@@ -1915,30 +1915,30 @@
         </w:tc>
         <w:tc>
           <w:tcPr>
-            <w:tcW w:w="199" w:type="dxa"/>
-            <w:tcBorders/>
-          </w:tcPr>
-          <w:p>
-            <w:pPr>
-              <w:pStyle w:val="TableContents"/>
-              <w:rPr>
-                <w:rFonts w:ascii="Calibri" w:hAnsi="Calibri"/>
-                <w:sz w:val="20"/>
-                <w:szCs w:val="20"/>
-              </w:rPr>
-            </w:pPr>
-            <w:r>
-              <w:rPr>
-                <w:rFonts w:ascii="Calibri" w:hAnsi="Calibri"/>
-                <w:sz w:val="20"/>
-                <w:szCs w:val="20"/>
-              </w:rPr>
-            </w:r>
-          </w:p>
-        </w:tc>
-        <w:tc>
-          <w:tcPr>
-            <w:tcW w:w="882" w:type="dxa"/>
+            <w:tcW w:w="198" w:type="dxa"/>
+            <w:tcBorders/>
+          </w:tcPr>
+          <w:p>
+            <w:pPr>
+              <w:pStyle w:val="TableContents"/>
+              <w:rPr>
+                <w:rFonts w:ascii="Calibri" w:hAnsi="Calibri"/>
+                <w:sz w:val="20"/>
+                <w:szCs w:val="20"/>
+              </w:rPr>
+            </w:pPr>
+            <w:r>
+              <w:rPr>
+                <w:rFonts w:ascii="Calibri" w:hAnsi="Calibri"/>
+                <w:sz w:val="20"/>
+                <w:szCs w:val="20"/>
+              </w:rPr>
+            </w:r>
+          </w:p>
+        </w:tc>
+        <w:tc>
+          <w:tcPr>
+            <w:tcW w:w="883" w:type="dxa"/>
             <w:tcBorders/>
           </w:tcPr>
           <w:p>
@@ -2059,30 +2059,30 @@
         </w:tc>
         <w:tc>
           <w:tcPr>
-            <w:tcW w:w="199" w:type="dxa"/>
-            <w:tcBorders/>
-          </w:tcPr>
-          <w:p>
-            <w:pPr>
-              <w:pStyle w:val="TableContents"/>
-              <w:rPr>
-                <w:rFonts w:ascii="Calibri" w:hAnsi="Calibri"/>
-                <w:sz w:val="20"/>
-                <w:szCs w:val="20"/>
-              </w:rPr>
-            </w:pPr>
-            <w:r>
-              <w:rPr>
-                <w:rFonts w:ascii="Calibri" w:hAnsi="Calibri"/>
-                <w:sz w:val="20"/>
-                <w:szCs w:val="20"/>
-              </w:rPr>
-            </w:r>
-          </w:p>
-        </w:tc>
-        <w:tc>
-          <w:tcPr>
-            <w:tcW w:w="882" w:type="dxa"/>
+            <w:tcW w:w="198" w:type="dxa"/>
+            <w:tcBorders/>
+          </w:tcPr>
+          <w:p>
+            <w:pPr>
+              <w:pStyle w:val="TableContents"/>
+              <w:rPr>
+                <w:rFonts w:ascii="Calibri" w:hAnsi="Calibri"/>
+                <w:sz w:val="20"/>
+                <w:szCs w:val="20"/>
+              </w:rPr>
+            </w:pPr>
+            <w:r>
+              <w:rPr>
+                <w:rFonts w:ascii="Calibri" w:hAnsi="Calibri"/>
+                <w:sz w:val="20"/>
+                <w:szCs w:val="20"/>
+              </w:rPr>
+            </w:r>
+          </w:p>
+        </w:tc>
+        <w:tc>
+          <w:tcPr>
+            <w:tcW w:w="883" w:type="dxa"/>
             <w:tcBorders/>
           </w:tcPr>
           <w:p>
@@ -2207,30 +2207,30 @@
         </w:tc>
         <w:tc>
           <w:tcPr>
-            <w:tcW w:w="199" w:type="dxa"/>
-            <w:tcBorders/>
-          </w:tcPr>
-          <w:p>
-            <w:pPr>
-              <w:pStyle w:val="TableContents"/>
-              <w:rPr>
-                <w:rFonts w:ascii="Calibri" w:hAnsi="Calibri"/>
-                <w:sz w:val="20"/>
-                <w:szCs w:val="20"/>
-              </w:rPr>
-            </w:pPr>
-            <w:r>
-              <w:rPr>
-                <w:rFonts w:ascii="Calibri" w:hAnsi="Calibri"/>
-                <w:sz w:val="20"/>
-                <w:szCs w:val="20"/>
-              </w:rPr>
-            </w:r>
-          </w:p>
-        </w:tc>
-        <w:tc>
-          <w:tcPr>
-            <w:tcW w:w="882" w:type="dxa"/>
+            <w:tcW w:w="198" w:type="dxa"/>
+            <w:tcBorders/>
+          </w:tcPr>
+          <w:p>
+            <w:pPr>
+              <w:pStyle w:val="TableContents"/>
+              <w:rPr>
+                <w:rFonts w:ascii="Calibri" w:hAnsi="Calibri"/>
+                <w:sz w:val="20"/>
+                <w:szCs w:val="20"/>
+              </w:rPr>
+            </w:pPr>
+            <w:r>
+              <w:rPr>
+                <w:rFonts w:ascii="Calibri" w:hAnsi="Calibri"/>
+                <w:sz w:val="20"/>
+                <w:szCs w:val="20"/>
+              </w:rPr>
+            </w:r>
+          </w:p>
+        </w:tc>
+        <w:tc>
+          <w:tcPr>
+            <w:tcW w:w="883" w:type="dxa"/>
             <w:tcBorders/>
           </w:tcPr>
           <w:p>
@@ -2369,30 +2369,30 @@
         </w:tc>
         <w:tc>
           <w:tcPr>
-            <w:tcW w:w="199" w:type="dxa"/>
-            <w:tcBorders/>
-          </w:tcPr>
-          <w:p>
-            <w:pPr>
-              <w:pStyle w:val="TableContents"/>
-              <w:rPr>
-                <w:rFonts w:ascii="Calibri" w:hAnsi="Calibri"/>
-                <w:sz w:val="20"/>
-                <w:szCs w:val="20"/>
-              </w:rPr>
-            </w:pPr>
-            <w:r>
-              <w:rPr>
-                <w:rFonts w:ascii="Calibri" w:hAnsi="Calibri"/>
-                <w:sz w:val="20"/>
-                <w:szCs w:val="20"/>
-              </w:rPr>
-            </w:r>
-          </w:p>
-        </w:tc>
-        <w:tc>
-          <w:tcPr>
-            <w:tcW w:w="882" w:type="dxa"/>
+            <w:tcW w:w="198" w:type="dxa"/>
+            <w:tcBorders/>
+          </w:tcPr>
+          <w:p>
+            <w:pPr>
+              <w:pStyle w:val="TableContents"/>
+              <w:rPr>
+                <w:rFonts w:ascii="Calibri" w:hAnsi="Calibri"/>
+                <w:sz w:val="20"/>
+                <w:szCs w:val="20"/>
+              </w:rPr>
+            </w:pPr>
+            <w:r>
+              <w:rPr>
+                <w:rFonts w:ascii="Calibri" w:hAnsi="Calibri"/>
+                <w:sz w:val="20"/>
+                <w:szCs w:val="20"/>
+              </w:rPr>
+            </w:r>
+          </w:p>
+        </w:tc>
+        <w:tc>
+          <w:tcPr>
+            <w:tcW w:w="883" w:type="dxa"/>
             <w:tcBorders/>
           </w:tcPr>
           <w:p>
@@ -2478,7 +2478,9 @@
         <w:gridCol w:w="8640"/>
       </w:tblGrid>
       <w:tr>
-        <w:trPr/>
+        <w:trPr>
+          <w:tblHeader w:val="true"/>
+        </w:trPr>
         <w:tc>
           <w:tcPr>
             <w:tcW w:w="8640" w:type="dxa"/>
@@ -2624,7 +2626,7 @@
                 <w:szCs w:val="20"/>
                 <w:u w:val="none"/>
               </w:rPr>
-              <w:t>Verifying Manager’s Name:</w:t>
+              <w:t>Verifying Manager’s Name</w:t>
               <w:tab/>
               <w:tab/>
               <w:tab/>
@@ -2676,12 +2678,13 @@
                 <w:szCs w:val="20"/>
                 <w:u w:val="none"/>
               </w:rPr>
+              <w:t xml:space="preserve">    </w:t>
               <w:tab/>
               <w:tab/>
               <w:tab/>
               <w:tab/>
               <w:tab/>
-              <w:t>Branch’s Phone No.:</w:t>
+              <w:t>Branch’s Phone No.:    +92 (42) 35879870072</w:t>
             </w:r>
           </w:p>
           <w:p>
